--- a/HW4/YiFan_Tsai_HW4.docx
+++ b/HW4/YiFan_Tsai_HW4.docx
@@ -92,8 +92,6 @@
           <w:szCs w:val="24"/>
         </w:rPr>
       </w:pPr>
-      <w:proofErr w:type="spellStart"/>
-      <w:proofErr w:type="gramStart"/>
       <w:r>
         <w:rPr>
           <w:rFonts w:ascii="Calibri" w:hAnsi="Calibri" w:cs="Calibri" w:hint="eastAsia"/>
@@ -110,87 +108,7 @@
           <w:sz w:val="24"/>
           <w:szCs w:val="24"/>
         </w:rPr>
-        <w:t>b.countrylanguage</w:t>
-      </w:r>
-      <w:proofErr w:type="gramEnd"/>
-      <w:r>
-        <w:rPr>
-          <w:rFonts w:ascii="Calibri" w:hAnsi="Calibri" w:cs="Calibri"/>
-          <w:color w:val="EE0000"/>
-          <w:sz w:val="24"/>
-          <w:szCs w:val="24"/>
-        </w:rPr>
-        <w:t>.</w:t>
-      </w:r>
-      <w:proofErr w:type="gramStart"/>
-      <w:r>
-        <w:rPr>
-          <w:rFonts w:ascii="Calibri" w:hAnsi="Calibri" w:cs="Calibri"/>
-          <w:color w:val="EE0000"/>
-          <w:sz w:val="24"/>
-          <w:szCs w:val="24"/>
-        </w:rPr>
-        <w:t>countDocuments</w:t>
-      </w:r>
-      <w:proofErr w:type="spellEnd"/>
-      <w:r>
-        <w:rPr>
-          <w:rFonts w:ascii="Calibri" w:hAnsi="Calibri" w:cs="Calibri"/>
-          <w:color w:val="EE0000"/>
-          <w:sz w:val="24"/>
-          <w:szCs w:val="24"/>
-        </w:rPr>
-        <w:t>(</w:t>
-      </w:r>
-      <w:proofErr w:type="gramEnd"/>
-      <w:r>
-        <w:rPr>
-          <w:rFonts w:ascii="Calibri" w:hAnsi="Calibri" w:cs="Calibri"/>
-          <w:color w:val="EE0000"/>
-          <w:sz w:val="24"/>
-          <w:szCs w:val="24"/>
-        </w:rPr>
-        <w:t>{</w:t>
-      </w:r>
-      <w:proofErr w:type="spellStart"/>
-      <w:r>
-        <w:rPr>
-          <w:rFonts w:ascii="Calibri" w:hAnsi="Calibri" w:cs="Calibri"/>
-          <w:color w:val="EE0000"/>
-          <w:sz w:val="24"/>
-          <w:szCs w:val="24"/>
-        </w:rPr>
-        <w:t>IsOfficial</w:t>
-      </w:r>
-      <w:proofErr w:type="spellEnd"/>
-      <w:r>
-        <w:rPr>
-          <w:rFonts w:ascii="Calibri" w:hAnsi="Calibri" w:cs="Calibri"/>
-          <w:color w:val="EE0000"/>
-          <w:sz w:val="24"/>
-          <w:szCs w:val="24"/>
-        </w:rPr>
-        <w:t>: "T", Percentage: {$</w:t>
-      </w:r>
-      <w:proofErr w:type="spellStart"/>
-      <w:r>
-        <w:rPr>
-          <w:rFonts w:ascii="Calibri" w:hAnsi="Calibri" w:cs="Calibri"/>
-          <w:color w:val="EE0000"/>
-          <w:sz w:val="24"/>
-          <w:szCs w:val="24"/>
-        </w:rPr>
-        <w:t>gt</w:t>
-      </w:r>
-      <w:proofErr w:type="spellEnd"/>
-      <w:r>
-        <w:rPr>
-          <w:rFonts w:ascii="Calibri" w:hAnsi="Calibri" w:cs="Calibri"/>
-          <w:color w:val="EE0000"/>
-          <w:sz w:val="24"/>
-          <w:szCs w:val="24"/>
-        </w:rPr>
-        <w:t>: 0.5}})</w:t>
+        <w:t>b.countrylanguage.countDocuments({IsOfficial: "T", Percentage: {$gt: 0.5}})</w:t>
       </w:r>
     </w:p>
     <w:p>
@@ -199,14 +117,15 @@
         <w:spacing w:line="480" w:lineRule="auto"/>
         <w:ind w:left="360"/>
         <w:rPr>
-          <w:rFonts w:ascii="Calibri" w:hAnsi="Calibri" w:cs="Calibri" w:hint="eastAsia"/>
-          <w:sz w:val="24"/>
-          <w:szCs w:val="24"/>
-        </w:rPr>
-      </w:pPr>
-      <w:r>
-        <w:rPr>
-          <w:rFonts w:ascii="Calibri" w:hAnsi="Calibri" w:cs="Calibri"/>
+          <w:rFonts w:ascii="Calibri" w:hAnsi="Calibri" w:cs="Calibri"/>
+          <w:sz w:val="24"/>
+          <w:szCs w:val="24"/>
+        </w:rPr>
+      </w:pPr>
+      <w:r>
+        <w:rPr>
+          <w:rFonts w:ascii="Calibri" w:hAnsi="Calibri" w:cs="Calibri"/>
+          <w:noProof/>
           <w:sz w:val="24"/>
           <w:szCs w:val="24"/>
         </w:rPr>
@@ -262,76 +181,14 @@
           <w:szCs w:val="24"/>
         </w:rPr>
       </w:pPr>
-      <w:proofErr w:type="spellStart"/>
-      <w:proofErr w:type="gramStart"/>
-      <w:r>
-        <w:rPr>
-          <w:rFonts w:ascii="Calibri" w:hAnsi="Calibri" w:cs="Calibri"/>
-          <w:color w:val="EE0000"/>
-          <w:sz w:val="24"/>
-          <w:szCs w:val="24"/>
-        </w:rPr>
-        <w:t>db.country</w:t>
-      </w:r>
-      <w:proofErr w:type="gramEnd"/>
-      <w:r>
-        <w:rPr>
-          <w:rFonts w:ascii="Calibri" w:hAnsi="Calibri" w:cs="Calibri"/>
-          <w:color w:val="EE0000"/>
-          <w:sz w:val="24"/>
-          <w:szCs w:val="24"/>
-        </w:rPr>
-        <w:t>.</w:t>
-      </w:r>
-      <w:proofErr w:type="gramStart"/>
-      <w:r>
-        <w:rPr>
-          <w:rFonts w:ascii="Calibri" w:hAnsi="Calibri" w:cs="Calibri"/>
-          <w:color w:val="EE0000"/>
-          <w:sz w:val="24"/>
-          <w:szCs w:val="24"/>
-        </w:rPr>
-        <w:t>find</w:t>
-      </w:r>
-      <w:proofErr w:type="spellEnd"/>
-      <w:r>
-        <w:rPr>
-          <w:rFonts w:ascii="Calibri" w:hAnsi="Calibri" w:cs="Calibri"/>
-          <w:color w:val="EE0000"/>
-          <w:sz w:val="24"/>
-          <w:szCs w:val="24"/>
-        </w:rPr>
-        <w:t>(</w:t>
-      </w:r>
-      <w:proofErr w:type="gramEnd"/>
-      <w:r>
-        <w:rPr>
-          <w:rFonts w:ascii="Calibri" w:hAnsi="Calibri" w:cs="Calibri"/>
-          <w:color w:val="EE0000"/>
-          <w:sz w:val="24"/>
-          <w:szCs w:val="24"/>
-        </w:rPr>
-        <w:t>{Continent: /America/, GNP: {$</w:t>
-      </w:r>
-      <w:proofErr w:type="spellStart"/>
-      <w:r>
-        <w:rPr>
-          <w:rFonts w:ascii="Calibri" w:hAnsi="Calibri" w:cs="Calibri"/>
-          <w:color w:val="EE0000"/>
-          <w:sz w:val="24"/>
-          <w:szCs w:val="24"/>
-        </w:rPr>
-        <w:t>gt</w:t>
-      </w:r>
-      <w:proofErr w:type="spellEnd"/>
-      <w:r>
-        <w:rPr>
-          <w:rFonts w:ascii="Calibri" w:hAnsi="Calibri" w:cs="Calibri"/>
-          <w:color w:val="EE0000"/>
-          <w:sz w:val="24"/>
-          <w:szCs w:val="24"/>
-        </w:rPr>
-        <w:t xml:space="preserve">: 100000}}, </w:t>
+      <w:r>
+        <w:rPr>
+          <w:rFonts w:ascii="Calibri" w:hAnsi="Calibri" w:cs="Calibri"/>
+          <w:color w:val="EE0000"/>
+          <w:sz w:val="24"/>
+          <w:szCs w:val="24"/>
+        </w:rPr>
+        <w:t xml:space="preserve">db.country.find({Continent: /America/, GNP: {$gt: 100000}}, </w:t>
       </w:r>
     </w:p>
     <w:p>
@@ -379,6 +236,7 @@
       <w:r>
         <w:rPr>
           <w:rFonts w:ascii="Calibri" w:hAnsi="Calibri" w:cs="Calibri"/>
+          <w:noProof/>
           <w:sz w:val="24"/>
           <w:szCs w:val="24"/>
         </w:rPr>
@@ -434,56 +292,14 @@
           <w:szCs w:val="24"/>
         </w:rPr>
       </w:pPr>
-      <w:proofErr w:type="spellStart"/>
-      <w:proofErr w:type="gramStart"/>
-      <w:r>
-        <w:rPr>
-          <w:rFonts w:ascii="Calibri" w:hAnsi="Calibri" w:cs="Calibri"/>
-          <w:color w:val="EE0000"/>
-          <w:sz w:val="24"/>
-          <w:szCs w:val="24"/>
-        </w:rPr>
-        <w:t>db.country</w:t>
-      </w:r>
-      <w:proofErr w:type="gramEnd"/>
-      <w:r>
-        <w:rPr>
-          <w:rFonts w:ascii="Calibri" w:hAnsi="Calibri" w:cs="Calibri"/>
-          <w:color w:val="EE0000"/>
-          <w:sz w:val="24"/>
-          <w:szCs w:val="24"/>
-        </w:rPr>
-        <w:t>.</w:t>
-      </w:r>
-      <w:proofErr w:type="gramStart"/>
-      <w:r>
-        <w:rPr>
-          <w:rFonts w:ascii="Calibri" w:hAnsi="Calibri" w:cs="Calibri"/>
-          <w:color w:val="EE0000"/>
-          <w:sz w:val="24"/>
-          <w:szCs w:val="24"/>
-        </w:rPr>
-        <w:t>aggregate</w:t>
-      </w:r>
-      <w:proofErr w:type="spellEnd"/>
-      <w:r>
-        <w:rPr>
-          <w:rFonts w:ascii="Calibri" w:hAnsi="Calibri" w:cs="Calibri"/>
-          <w:color w:val="EE0000"/>
-          <w:sz w:val="24"/>
-          <w:szCs w:val="24"/>
-        </w:rPr>
-        <w:t>(</w:t>
-      </w:r>
-      <w:proofErr w:type="gramEnd"/>
-      <w:r>
-        <w:rPr>
-          <w:rFonts w:ascii="Calibri" w:hAnsi="Calibri" w:cs="Calibri"/>
-          <w:color w:val="EE0000"/>
-          <w:sz w:val="24"/>
-          <w:szCs w:val="24"/>
-        </w:rPr>
-        <w:t>[</w:t>
+      <w:r>
+        <w:rPr>
+          <w:rFonts w:ascii="Calibri" w:hAnsi="Calibri" w:cs="Calibri"/>
+          <w:color w:val="EE0000"/>
+          <w:sz w:val="24"/>
+          <w:szCs w:val="24"/>
+        </w:rPr>
+        <w:t xml:space="preserve">db.country.aggregate([ </w:t>
       </w:r>
     </w:p>
     <w:p>
@@ -506,47 +322,7 @@
           <w:szCs w:val="24"/>
         </w:rPr>
         <w:lastRenderedPageBreak/>
-        <w:t>{$</w:t>
-      </w:r>
-      <w:proofErr w:type="gramStart"/>
-      <w:r>
-        <w:rPr>
-          <w:rFonts w:ascii="Calibri" w:hAnsi="Calibri" w:cs="Calibri"/>
-          <w:color w:val="EE0000"/>
-          <w:sz w:val="24"/>
-          <w:szCs w:val="24"/>
-        </w:rPr>
-        <w:t>match:{</w:t>
-      </w:r>
-      <w:proofErr w:type="gramEnd"/>
-      <w:r>
-        <w:rPr>
-          <w:rFonts w:ascii="Calibri" w:hAnsi="Calibri" w:cs="Calibri"/>
-          <w:color w:val="EE0000"/>
-          <w:sz w:val="24"/>
-          <w:szCs w:val="24"/>
-        </w:rPr>
-        <w:t>Continent: "North America", Population: {$</w:t>
-      </w:r>
-      <w:proofErr w:type="spellStart"/>
-      <w:r>
-        <w:rPr>
-          <w:rFonts w:ascii="Calibri" w:hAnsi="Calibri" w:cs="Calibri"/>
-          <w:color w:val="EE0000"/>
-          <w:sz w:val="24"/>
-          <w:szCs w:val="24"/>
-        </w:rPr>
-        <w:t>gt</w:t>
-      </w:r>
-      <w:proofErr w:type="spellEnd"/>
-      <w:r>
-        <w:rPr>
-          <w:rFonts w:ascii="Calibri" w:hAnsi="Calibri" w:cs="Calibri"/>
-          <w:color w:val="EE0000"/>
-          <w:sz w:val="24"/>
-          <w:szCs w:val="24"/>
-        </w:rPr>
-        <w:t>: 100000}}},</w:t>
+        <w:t xml:space="preserve">{$match:{Continent: "North America", Population: {$gt: 100000}}}, </w:t>
       </w:r>
     </w:p>
     <w:p>
@@ -568,56 +344,7 @@
           <w:sz w:val="24"/>
           <w:szCs w:val="24"/>
         </w:rPr>
-        <w:t>{$</w:t>
-      </w:r>
-      <w:proofErr w:type="gramStart"/>
-      <w:r>
-        <w:rPr>
-          <w:rFonts w:ascii="Calibri" w:hAnsi="Calibri" w:cs="Calibri"/>
-          <w:color w:val="EE0000"/>
-          <w:sz w:val="24"/>
-          <w:szCs w:val="24"/>
-        </w:rPr>
-        <w:t>group:{</w:t>
-      </w:r>
-      <w:proofErr w:type="gramEnd"/>
-      <w:r>
-        <w:rPr>
-          <w:rFonts w:ascii="Calibri" w:hAnsi="Calibri" w:cs="Calibri"/>
-          <w:color w:val="EE0000"/>
-          <w:sz w:val="24"/>
-          <w:szCs w:val="24"/>
-        </w:rPr>
-        <w:t xml:space="preserve">_id: null, </w:t>
-      </w:r>
-      <w:proofErr w:type="spellStart"/>
-      <w:r>
-        <w:rPr>
-          <w:rFonts w:ascii="Calibri" w:hAnsi="Calibri" w:cs="Calibri"/>
-          <w:color w:val="EE0000"/>
-          <w:sz w:val="24"/>
-          <w:szCs w:val="24"/>
-        </w:rPr>
-        <w:t>avgGNP</w:t>
-      </w:r>
-      <w:proofErr w:type="spellEnd"/>
-      <w:r>
-        <w:rPr>
-          <w:rFonts w:ascii="Calibri" w:hAnsi="Calibri" w:cs="Calibri"/>
-          <w:color w:val="EE0000"/>
-          <w:sz w:val="24"/>
-          <w:szCs w:val="24"/>
-        </w:rPr>
-        <w:t>: {$avg: "$GNP"}}}</w:t>
-      </w:r>
-      <w:r>
-        <w:rPr>
-          <w:rFonts w:ascii="Calibri" w:hAnsi="Calibri" w:cs="Calibri"/>
-          <w:color w:val="EE0000"/>
-          <w:sz w:val="24"/>
-          <w:szCs w:val="24"/>
-        </w:rPr>
-        <w:t>])</w:t>
+        <w:t>{$group:{_id: null, avgGNP: {$avg: "$GNP"}}},</w:t>
       </w:r>
     </w:p>
     <w:p>
@@ -627,21 +354,45 @@
         <w:ind w:left="360"/>
         <w:rPr>
           <w:rFonts w:ascii="Calibri" w:hAnsi="Calibri" w:cs="Calibri"/>
-          <w:sz w:val="24"/>
-          <w:szCs w:val="24"/>
-        </w:rPr>
-      </w:pPr>
-      <w:r>
-        <w:rPr>
-          <w:rFonts w:ascii="Calibri" w:hAnsi="Calibri" w:cs="Calibri"/>
-          <w:sz w:val="24"/>
-          <w:szCs w:val="24"/>
+          <w:color w:val="EE0000"/>
+          <w:sz w:val="24"/>
+          <w:szCs w:val="24"/>
+        </w:rPr>
+      </w:pPr>
+      <w:r>
+        <w:rPr>
+          <w:rFonts w:ascii="Calibri" w:hAnsi="Calibri" w:cs="Calibri"/>
+          <w:color w:val="EE0000"/>
+          <w:sz w:val="24"/>
+          <w:szCs w:val="24"/>
+        </w:rPr>
+        <w:t>{$project: {_id: 0, avgGNP: 1}}])</w:t>
+      </w:r>
+    </w:p>
+    <w:p>
+      <w:pPr>
+        <w:pStyle w:val="ListParagraph"/>
+        <w:spacing w:line="480" w:lineRule="auto"/>
+        <w:ind w:left="360"/>
+        <w:rPr>
+          <w:rFonts w:ascii="Calibri" w:eastAsia="新細明體" w:hAnsi="Calibri" w:cs="Calibri" w:hint="eastAsia"/>
+          <w:sz w:val="24"/>
+          <w:szCs w:val="24"/>
+          <w:lang w:eastAsia="zh-TW"/>
+        </w:rPr>
+      </w:pPr>
+      <w:r>
+        <w:rPr>
+          <w:rFonts w:ascii="Calibri" w:eastAsia="新細明體" w:hAnsi="Calibri" w:cs="Calibri"/>
+          <w:sz w:val="24"/>
+          <w:szCs w:val="24"/>
+          <w:lang w:eastAsia="zh-TW"/>
         </w:rPr>
         <w:drawing>
-          <wp:inline distT="0" distB="0" distL="0" distR="0" wp14:anchorId="24D56409" wp14:editId="296B6C5C">
-            <wp:extent cx="5143764" cy="1549480"/>
+          <wp:inline distT="0" distB="0" distL="0" distR="0" wp14:anchorId="7425AF1F" wp14:editId="64BC1C84">
+            <wp:extent cx="5035809" cy="1549480"/>
             <wp:effectExtent l="0" t="0" r="0" b="0"/>
-            <wp:docPr id="185158732" name="Picture 1"/>
+            <wp:docPr id="983161493" name="Picture 1"/>
             <wp:cNvGraphicFramePr>
               <a:graphicFrameLocks xmlns:a="http://schemas.openxmlformats.org/drawingml/2006/main" noChangeAspect="1"/>
             </wp:cNvGraphicFramePr>
@@ -649,7 +400,7 @@
               <a:graphicData uri="http://schemas.openxmlformats.org/drawingml/2006/picture">
                 <pic:pic xmlns:pic="http://schemas.openxmlformats.org/drawingml/2006/picture">
                   <pic:nvPicPr>
-                    <pic:cNvPr id="185158732" name=""/>
+                    <pic:cNvPr id="983161493" name=""/>
                     <pic:cNvPicPr/>
                   </pic:nvPicPr>
                   <pic:blipFill>
@@ -661,7 +412,7 @@
                   <pic:spPr>
                     <a:xfrm>
                       <a:off x="0" y="0"/>
-                      <a:ext cx="5143764" cy="1549480"/>
+                      <a:ext cx="5035809" cy="1549480"/>
                     </a:xfrm>
                     <a:prstGeom prst="rect">
                       <a:avLst/>
@@ -689,56 +440,14 @@
           <w:szCs w:val="24"/>
         </w:rPr>
       </w:pPr>
-      <w:proofErr w:type="spellStart"/>
-      <w:proofErr w:type="gramStart"/>
-      <w:r>
-        <w:rPr>
-          <w:rFonts w:ascii="Calibri" w:hAnsi="Calibri" w:cs="Calibri"/>
-          <w:color w:val="EE0000"/>
-          <w:sz w:val="24"/>
-          <w:szCs w:val="24"/>
-        </w:rPr>
-        <w:t>db.country</w:t>
-      </w:r>
-      <w:proofErr w:type="gramEnd"/>
-      <w:r>
-        <w:rPr>
-          <w:rFonts w:ascii="Calibri" w:hAnsi="Calibri" w:cs="Calibri"/>
-          <w:color w:val="EE0000"/>
-          <w:sz w:val="24"/>
-          <w:szCs w:val="24"/>
-        </w:rPr>
-        <w:t>.</w:t>
-      </w:r>
-      <w:proofErr w:type="gramStart"/>
-      <w:r>
-        <w:rPr>
-          <w:rFonts w:ascii="Calibri" w:hAnsi="Calibri" w:cs="Calibri"/>
-          <w:color w:val="EE0000"/>
-          <w:sz w:val="24"/>
-          <w:szCs w:val="24"/>
-        </w:rPr>
-        <w:t>aggregate</w:t>
-      </w:r>
-      <w:proofErr w:type="spellEnd"/>
-      <w:r>
-        <w:rPr>
-          <w:rFonts w:ascii="Calibri" w:hAnsi="Calibri" w:cs="Calibri"/>
-          <w:color w:val="EE0000"/>
-          <w:sz w:val="24"/>
-          <w:szCs w:val="24"/>
-        </w:rPr>
-        <w:t>(</w:t>
-      </w:r>
-      <w:proofErr w:type="gramEnd"/>
-      <w:r>
-        <w:rPr>
-          <w:rFonts w:ascii="Calibri" w:hAnsi="Calibri" w:cs="Calibri"/>
-          <w:color w:val="EE0000"/>
-          <w:sz w:val="24"/>
-          <w:szCs w:val="24"/>
-        </w:rPr>
-        <w:t>[</w:t>
+      <w:r>
+        <w:rPr>
+          <w:rFonts w:ascii="Calibri" w:hAnsi="Calibri" w:cs="Calibri"/>
+          <w:color w:val="EE0000"/>
+          <w:sz w:val="24"/>
+          <w:szCs w:val="24"/>
+        </w:rPr>
+        <w:t>db.country.aggregate([</w:t>
       </w:r>
     </w:p>
     <w:p>
@@ -760,67 +469,7 @@
           <w:sz w:val="24"/>
           <w:szCs w:val="24"/>
         </w:rPr>
-        <w:t xml:space="preserve">{$lookup: {from: "city", </w:t>
-      </w:r>
-      <w:proofErr w:type="spellStart"/>
-      <w:r>
-        <w:rPr>
-          <w:rFonts w:ascii="Calibri" w:hAnsi="Calibri" w:cs="Calibri"/>
-          <w:color w:val="EE0000"/>
-          <w:sz w:val="24"/>
-          <w:szCs w:val="24"/>
-        </w:rPr>
-        <w:t>localField</w:t>
-      </w:r>
-      <w:proofErr w:type="spellEnd"/>
-      <w:r>
-        <w:rPr>
-          <w:rFonts w:ascii="Calibri" w:hAnsi="Calibri" w:cs="Calibri"/>
-          <w:color w:val="EE0000"/>
-          <w:sz w:val="24"/>
-          <w:szCs w:val="24"/>
-        </w:rPr>
-        <w:t xml:space="preserve">: "Capital", </w:t>
-      </w:r>
-      <w:proofErr w:type="spellStart"/>
-      <w:r>
-        <w:rPr>
-          <w:rFonts w:ascii="Calibri" w:hAnsi="Calibri" w:cs="Calibri"/>
-          <w:color w:val="EE0000"/>
-          <w:sz w:val="24"/>
-          <w:szCs w:val="24"/>
-        </w:rPr>
-        <w:t>foreignField</w:t>
-      </w:r>
-      <w:proofErr w:type="spellEnd"/>
-      <w:r>
-        <w:rPr>
-          <w:rFonts w:ascii="Calibri" w:hAnsi="Calibri" w:cs="Calibri"/>
-          <w:color w:val="EE0000"/>
-          <w:sz w:val="24"/>
-          <w:szCs w:val="24"/>
-        </w:rPr>
-        <w:t>: "_id.ID", as: "</w:t>
-      </w:r>
-      <w:proofErr w:type="spellStart"/>
-      <w:r>
-        <w:rPr>
-          <w:rFonts w:ascii="Calibri" w:hAnsi="Calibri" w:cs="Calibri"/>
-          <w:color w:val="EE0000"/>
-          <w:sz w:val="24"/>
-          <w:szCs w:val="24"/>
-        </w:rPr>
-        <w:t>cap_city</w:t>
-      </w:r>
-      <w:proofErr w:type="spellEnd"/>
-      <w:r>
-        <w:rPr>
-          <w:rFonts w:ascii="Calibri" w:hAnsi="Calibri" w:cs="Calibri"/>
-          <w:color w:val="EE0000"/>
-          <w:sz w:val="24"/>
-          <w:szCs w:val="24"/>
-        </w:rPr>
-        <w:t>"}},</w:t>
+        <w:t>{$lookup: {from: "city", localField: "Capital", foreignField: "_id.ID", as: "cap_city"}},</w:t>
       </w:r>
       <w:r>
         <w:rPr>
@@ -838,27 +487,7 @@
           <w:sz w:val="24"/>
           <w:szCs w:val="24"/>
         </w:rPr>
-        <w:t>{$unwind: "$</w:t>
-      </w:r>
-      <w:proofErr w:type="spellStart"/>
-      <w:r>
-        <w:rPr>
-          <w:rFonts w:ascii="Calibri" w:hAnsi="Calibri" w:cs="Calibri"/>
-          <w:color w:val="EE0000"/>
-          <w:sz w:val="24"/>
-          <w:szCs w:val="24"/>
-        </w:rPr>
-        <w:t>cap_city</w:t>
-      </w:r>
-      <w:proofErr w:type="spellEnd"/>
-      <w:r>
-        <w:rPr>
-          <w:rFonts w:ascii="Calibri" w:hAnsi="Calibri" w:cs="Calibri"/>
-          <w:color w:val="EE0000"/>
-          <w:sz w:val="24"/>
-          <w:szCs w:val="24"/>
-        </w:rPr>
-        <w:t>"}, {$sort: {Name: 1}}, {$limit: 5},</w:t>
+        <w:t>{$unwind: "$cap_city"}, {$sort: {Name: 1}}, {$limit: 5},</w:t>
       </w:r>
     </w:p>
     <w:p>
@@ -880,78 +509,7 @@
           <w:sz w:val="24"/>
           <w:szCs w:val="24"/>
         </w:rPr>
-        <w:t xml:space="preserve">{$project: {_id: 0, </w:t>
-      </w:r>
-      <w:proofErr w:type="spellStart"/>
-      <w:r>
-        <w:rPr>
-          <w:rFonts w:ascii="Calibri" w:hAnsi="Calibri" w:cs="Calibri"/>
-          <w:color w:val="EE0000"/>
-          <w:sz w:val="24"/>
-          <w:szCs w:val="24"/>
-        </w:rPr>
-        <w:t>countryName</w:t>
-      </w:r>
-      <w:proofErr w:type="spellEnd"/>
-      <w:r>
-        <w:rPr>
-          <w:rFonts w:ascii="Calibri" w:hAnsi="Calibri" w:cs="Calibri"/>
-          <w:color w:val="EE0000"/>
-          <w:sz w:val="24"/>
-          <w:szCs w:val="24"/>
-        </w:rPr>
-        <w:t xml:space="preserve">: "$Name", </w:t>
-      </w:r>
-      <w:proofErr w:type="spellStart"/>
-      <w:r>
-        <w:rPr>
-          <w:rFonts w:ascii="Calibri" w:hAnsi="Calibri" w:cs="Calibri"/>
-          <w:color w:val="EE0000"/>
-          <w:sz w:val="24"/>
-          <w:szCs w:val="24"/>
-        </w:rPr>
-        <w:t>cityName</w:t>
-      </w:r>
-      <w:proofErr w:type="spellEnd"/>
-      <w:r>
-        <w:rPr>
-          <w:rFonts w:ascii="Calibri" w:hAnsi="Calibri" w:cs="Calibri"/>
-          <w:color w:val="EE0000"/>
-          <w:sz w:val="24"/>
-          <w:szCs w:val="24"/>
-        </w:rPr>
-        <w:t>: "$</w:t>
-      </w:r>
-      <w:proofErr w:type="spellStart"/>
-      <w:r>
-        <w:rPr>
-          <w:rFonts w:ascii="Calibri" w:hAnsi="Calibri" w:cs="Calibri"/>
-          <w:color w:val="EE0000"/>
-          <w:sz w:val="24"/>
-          <w:szCs w:val="24"/>
-        </w:rPr>
-        <w:t>cap_</w:t>
-      </w:r>
-      <w:proofErr w:type="gramStart"/>
-      <w:r>
-        <w:rPr>
-          <w:rFonts w:ascii="Calibri" w:hAnsi="Calibri" w:cs="Calibri"/>
-          <w:color w:val="EE0000"/>
-          <w:sz w:val="24"/>
-          <w:szCs w:val="24"/>
-        </w:rPr>
-        <w:t>city.Name</w:t>
-      </w:r>
-      <w:proofErr w:type="spellEnd"/>
-      <w:proofErr w:type="gramEnd"/>
-      <w:r>
-        <w:rPr>
-          <w:rFonts w:ascii="Calibri" w:hAnsi="Calibri" w:cs="Calibri"/>
-          <w:color w:val="EE0000"/>
-          <w:sz w:val="24"/>
-          <w:szCs w:val="24"/>
-        </w:rPr>
-        <w:t>"}}</w:t>
+        <w:t>{$project: {_id: 0, countryName: "$Name", cityName: "$cap_city.Name"}}</w:t>
       </w:r>
       <w:r>
         <w:rPr>
@@ -977,6 +535,7 @@
       <w:r>
         <w:rPr>
           <w:rFonts w:ascii="Calibri" w:hAnsi="Calibri" w:cs="Calibri"/>
+          <w:noProof/>
           <w:sz w:val="24"/>
           <w:szCs w:val="24"/>
         </w:rPr>
@@ -1032,56 +591,14 @@
           <w:szCs w:val="24"/>
         </w:rPr>
       </w:pPr>
-      <w:proofErr w:type="spellStart"/>
-      <w:proofErr w:type="gramStart"/>
-      <w:r>
-        <w:rPr>
-          <w:rFonts w:ascii="Calibri" w:hAnsi="Calibri" w:cs="Calibri"/>
-          <w:color w:val="EE0000"/>
-          <w:sz w:val="24"/>
-          <w:szCs w:val="24"/>
-        </w:rPr>
-        <w:t>db.countrylanguage</w:t>
-      </w:r>
-      <w:proofErr w:type="gramEnd"/>
-      <w:r>
-        <w:rPr>
-          <w:rFonts w:ascii="Calibri" w:hAnsi="Calibri" w:cs="Calibri"/>
-          <w:color w:val="EE0000"/>
-          <w:sz w:val="24"/>
-          <w:szCs w:val="24"/>
-        </w:rPr>
-        <w:t>.</w:t>
-      </w:r>
-      <w:proofErr w:type="gramStart"/>
-      <w:r>
-        <w:rPr>
-          <w:rFonts w:ascii="Calibri" w:hAnsi="Calibri" w:cs="Calibri"/>
-          <w:color w:val="EE0000"/>
-          <w:sz w:val="24"/>
-          <w:szCs w:val="24"/>
-        </w:rPr>
-        <w:t>aggregate</w:t>
-      </w:r>
-      <w:proofErr w:type="spellEnd"/>
-      <w:r>
-        <w:rPr>
-          <w:rFonts w:ascii="Calibri" w:hAnsi="Calibri" w:cs="Calibri"/>
-          <w:color w:val="EE0000"/>
-          <w:sz w:val="24"/>
-          <w:szCs w:val="24"/>
-        </w:rPr>
-        <w:t>(</w:t>
-      </w:r>
-      <w:proofErr w:type="gramEnd"/>
-      <w:r>
-        <w:rPr>
-          <w:rFonts w:ascii="Calibri" w:hAnsi="Calibri" w:cs="Calibri"/>
-          <w:color w:val="EE0000"/>
-          <w:sz w:val="24"/>
-          <w:szCs w:val="24"/>
-        </w:rPr>
-        <w:t>[</w:t>
+      <w:r>
+        <w:rPr>
+          <w:rFonts w:ascii="Calibri" w:hAnsi="Calibri" w:cs="Calibri"/>
+          <w:color w:val="EE0000"/>
+          <w:sz w:val="24"/>
+          <w:szCs w:val="24"/>
+        </w:rPr>
+        <w:t>db.countrylanguage.aggregate([</w:t>
       </w:r>
     </w:p>
     <w:p>
@@ -1103,29 +620,8 @@
           <w:sz w:val="24"/>
           <w:szCs w:val="24"/>
         </w:rPr>
-        <w:t>{$group: {_id: "$_</w:t>
-      </w:r>
-      <w:proofErr w:type="spellStart"/>
-      <w:proofErr w:type="gramStart"/>
-      <w:r>
-        <w:rPr>
-          <w:rFonts w:ascii="Calibri" w:hAnsi="Calibri" w:cs="Calibri"/>
-          <w:color w:val="EE0000"/>
-          <w:sz w:val="24"/>
-          <w:szCs w:val="24"/>
-        </w:rPr>
-        <w:t>id.Language</w:t>
-      </w:r>
-      <w:proofErr w:type="spellEnd"/>
-      <w:proofErr w:type="gramEnd"/>
-      <w:r>
-        <w:rPr>
-          <w:rFonts w:ascii="Calibri" w:hAnsi="Calibri" w:cs="Calibri"/>
-          <w:color w:val="EE0000"/>
-          <w:sz w:val="24"/>
-          <w:szCs w:val="24"/>
-        </w:rPr>
-        <w:t>", count: {$count: {}}}},</w:t>
+        <w:lastRenderedPageBreak/>
+        <w:t>{$group: {_id: "$_id.Language", count: {$count: {}}}},</w:t>
       </w:r>
     </w:p>
     <w:p>
@@ -1147,28 +643,7 @@
           <w:sz w:val="24"/>
           <w:szCs w:val="24"/>
         </w:rPr>
-        <w:lastRenderedPageBreak/>
-        <w:t>{$match: {count: {$</w:t>
-      </w:r>
-      <w:proofErr w:type="spellStart"/>
-      <w:r>
-        <w:rPr>
-          <w:rFonts w:ascii="Calibri" w:hAnsi="Calibri" w:cs="Calibri"/>
-          <w:color w:val="EE0000"/>
-          <w:sz w:val="24"/>
-          <w:szCs w:val="24"/>
-        </w:rPr>
-        <w:t>gt</w:t>
-      </w:r>
-      <w:proofErr w:type="spellEnd"/>
-      <w:r>
-        <w:rPr>
-          <w:rFonts w:ascii="Calibri" w:hAnsi="Calibri" w:cs="Calibri"/>
-          <w:color w:val="EE0000"/>
-          <w:sz w:val="24"/>
-          <w:szCs w:val="24"/>
-        </w:rPr>
-        <w:t>: 20}}}, {$sort: {count: -1, _id: 1}}</w:t>
+        <w:t>{$match: {count: {$gt: 20}}}, {$sort: {count: -1, _id: 1}}</w:t>
       </w:r>
       <w:r>
         <w:rPr>
@@ -1194,6 +669,7 @@
       <w:r>
         <w:rPr>
           <w:rFonts w:ascii="Calibri" w:hAnsi="Calibri" w:cs="Calibri"/>
+          <w:noProof/>
           <w:sz w:val="24"/>
           <w:szCs w:val="24"/>
         </w:rPr>
@@ -1249,56 +725,14 @@
           <w:szCs w:val="24"/>
         </w:rPr>
       </w:pPr>
-      <w:proofErr w:type="spellStart"/>
-      <w:proofErr w:type="gramStart"/>
-      <w:r>
-        <w:rPr>
-          <w:rFonts w:ascii="Calibri" w:hAnsi="Calibri" w:cs="Calibri"/>
-          <w:color w:val="EE0000"/>
-          <w:sz w:val="24"/>
-          <w:szCs w:val="24"/>
-        </w:rPr>
-        <w:t>db.city</w:t>
-      </w:r>
-      <w:proofErr w:type="gramEnd"/>
-      <w:r>
-        <w:rPr>
-          <w:rFonts w:ascii="Calibri" w:hAnsi="Calibri" w:cs="Calibri"/>
-          <w:color w:val="EE0000"/>
-          <w:sz w:val="24"/>
-          <w:szCs w:val="24"/>
-        </w:rPr>
-        <w:t>.</w:t>
-      </w:r>
-      <w:proofErr w:type="gramStart"/>
-      <w:r>
-        <w:rPr>
-          <w:rFonts w:ascii="Calibri" w:hAnsi="Calibri" w:cs="Calibri"/>
-          <w:color w:val="EE0000"/>
-          <w:sz w:val="24"/>
-          <w:szCs w:val="24"/>
-        </w:rPr>
-        <w:t>aggregate</w:t>
-      </w:r>
-      <w:proofErr w:type="spellEnd"/>
-      <w:r>
-        <w:rPr>
-          <w:rFonts w:ascii="Calibri" w:hAnsi="Calibri" w:cs="Calibri"/>
-          <w:color w:val="EE0000"/>
-          <w:sz w:val="24"/>
-          <w:szCs w:val="24"/>
-        </w:rPr>
-        <w:t>(</w:t>
-      </w:r>
-      <w:proofErr w:type="gramEnd"/>
-      <w:r>
-        <w:rPr>
-          <w:rFonts w:ascii="Calibri" w:hAnsi="Calibri" w:cs="Calibri"/>
-          <w:color w:val="EE0000"/>
-          <w:sz w:val="24"/>
-          <w:szCs w:val="24"/>
-        </w:rPr>
-        <w:t>[</w:t>
+      <w:r>
+        <w:rPr>
+          <w:rFonts w:ascii="Calibri" w:hAnsi="Calibri" w:cs="Calibri"/>
+          <w:color w:val="EE0000"/>
+          <w:sz w:val="24"/>
+          <w:szCs w:val="24"/>
+        </w:rPr>
+        <w:t>db.city.aggregate([</w:t>
       </w:r>
     </w:p>
     <w:p>
@@ -1342,27 +776,7 @@
           <w:sz w:val="24"/>
           <w:szCs w:val="24"/>
         </w:rPr>
-        <w:t xml:space="preserve">{$group: {_id: "$District", </w:t>
-      </w:r>
-      <w:proofErr w:type="spellStart"/>
-      <w:r>
-        <w:rPr>
-          <w:rFonts w:ascii="Calibri" w:hAnsi="Calibri" w:cs="Calibri"/>
-          <w:color w:val="EE0000"/>
-          <w:sz w:val="24"/>
-          <w:szCs w:val="24"/>
-        </w:rPr>
-        <w:t>avgPop</w:t>
-      </w:r>
-      <w:proofErr w:type="spellEnd"/>
-      <w:r>
-        <w:rPr>
-          <w:rFonts w:ascii="Calibri" w:hAnsi="Calibri" w:cs="Calibri"/>
-          <w:color w:val="EE0000"/>
-          <w:sz w:val="24"/>
-          <w:szCs w:val="24"/>
-        </w:rPr>
-        <w:t>: {$avg: "$Population"}, count: {$count: {}}}},</w:t>
+        <w:t>{$group: {_id: "$District", avgPop: {$avg: "$Population"}, count: {$count: {}}}},</w:t>
       </w:r>
     </w:p>
     <w:p>
@@ -1384,47 +798,7 @@
           <w:sz w:val="24"/>
           <w:szCs w:val="24"/>
         </w:rPr>
-        <w:t>{$match: {count: {$</w:t>
-      </w:r>
-      <w:proofErr w:type="spellStart"/>
-      <w:r>
-        <w:rPr>
-          <w:rFonts w:ascii="Calibri" w:hAnsi="Calibri" w:cs="Calibri"/>
-          <w:color w:val="EE0000"/>
-          <w:sz w:val="24"/>
-          <w:szCs w:val="24"/>
-        </w:rPr>
-        <w:t>gt</w:t>
-      </w:r>
-      <w:proofErr w:type="spellEnd"/>
-      <w:r>
-        <w:rPr>
-          <w:rFonts w:ascii="Calibri" w:hAnsi="Calibri" w:cs="Calibri"/>
-          <w:color w:val="EE0000"/>
-          <w:sz w:val="24"/>
-          <w:szCs w:val="24"/>
-        </w:rPr>
-        <w:t>: 10}}}, {$project: {</w:t>
-      </w:r>
-      <w:proofErr w:type="spellStart"/>
-      <w:r>
-        <w:rPr>
-          <w:rFonts w:ascii="Calibri" w:hAnsi="Calibri" w:cs="Calibri"/>
-          <w:color w:val="EE0000"/>
-          <w:sz w:val="24"/>
-          <w:szCs w:val="24"/>
-        </w:rPr>
-        <w:t>avgPop</w:t>
-      </w:r>
-      <w:proofErr w:type="spellEnd"/>
-      <w:r>
-        <w:rPr>
-          <w:rFonts w:ascii="Calibri" w:hAnsi="Calibri" w:cs="Calibri"/>
-          <w:color w:val="EE0000"/>
-          <w:sz w:val="24"/>
-          <w:szCs w:val="24"/>
-        </w:rPr>
-        <w:t>: 1}}</w:t>
+        <w:t>{$match: {count: {$gt: 10}}}, {$project: {avgPop: 1}}</w:t>
       </w:r>
       <w:r>
         <w:rPr>
@@ -1450,6 +824,7 @@
       <w:r>
         <w:rPr>
           <w:rFonts w:ascii="Calibri" w:hAnsi="Calibri" w:cs="Calibri"/>
+          <w:noProof/>
           <w:sz w:val="24"/>
           <w:szCs w:val="24"/>
         </w:rPr>
@@ -1505,56 +880,15 @@
           <w:szCs w:val="24"/>
         </w:rPr>
       </w:pPr>
-      <w:proofErr w:type="spellStart"/>
-      <w:proofErr w:type="gramStart"/>
-      <w:r>
-        <w:rPr>
-          <w:rFonts w:ascii="Calibri" w:hAnsi="Calibri" w:cs="Calibri"/>
-          <w:color w:val="EE0000"/>
-          <w:sz w:val="24"/>
-          <w:szCs w:val="24"/>
-        </w:rPr>
-        <w:t>db.city</w:t>
-      </w:r>
-      <w:proofErr w:type="gramEnd"/>
-      <w:r>
-        <w:rPr>
-          <w:rFonts w:ascii="Calibri" w:hAnsi="Calibri" w:cs="Calibri"/>
-          <w:color w:val="EE0000"/>
-          <w:sz w:val="24"/>
-          <w:szCs w:val="24"/>
-        </w:rPr>
-        <w:t>.</w:t>
-      </w:r>
-      <w:proofErr w:type="gramStart"/>
-      <w:r>
-        <w:rPr>
-          <w:rFonts w:ascii="Calibri" w:hAnsi="Calibri" w:cs="Calibri"/>
-          <w:color w:val="EE0000"/>
-          <w:sz w:val="24"/>
-          <w:szCs w:val="24"/>
-        </w:rPr>
-        <w:t>insertMany</w:t>
-      </w:r>
-      <w:proofErr w:type="spellEnd"/>
-      <w:r>
-        <w:rPr>
-          <w:rFonts w:ascii="Calibri" w:hAnsi="Calibri" w:cs="Calibri"/>
-          <w:color w:val="EE0000"/>
-          <w:sz w:val="24"/>
-          <w:szCs w:val="24"/>
-        </w:rPr>
-        <w:t>(</w:t>
-      </w:r>
-      <w:proofErr w:type="gramEnd"/>
-      <w:r>
-        <w:rPr>
-          <w:rFonts w:ascii="Calibri" w:hAnsi="Calibri" w:cs="Calibri"/>
-          <w:color w:val="EE0000"/>
-          <w:sz w:val="24"/>
-          <w:szCs w:val="24"/>
-        </w:rPr>
-        <w:t>[</w:t>
+      <w:r>
+        <w:rPr>
+          <w:rFonts w:ascii="Calibri" w:hAnsi="Calibri" w:cs="Calibri"/>
+          <w:color w:val="EE0000"/>
+          <w:sz w:val="24"/>
+          <w:szCs w:val="24"/>
+        </w:rPr>
+        <w:lastRenderedPageBreak/>
+        <w:t>db.city.insertMany([</w:t>
       </w:r>
     </w:p>
     <w:p>
@@ -1576,7 +910,6 @@
           <w:sz w:val="24"/>
           <w:szCs w:val="24"/>
         </w:rPr>
-        <w:lastRenderedPageBreak/>
         <w:t>{</w:t>
       </w:r>
       <w:r>
@@ -1586,47 +919,7 @@
           <w:sz w:val="24"/>
           <w:szCs w:val="24"/>
         </w:rPr>
-        <w:t xml:space="preserve">"_id": </w:t>
-      </w:r>
-      <w:proofErr w:type="gramStart"/>
-      <w:r>
-        <w:rPr>
-          <w:rFonts w:ascii="Calibri" w:hAnsi="Calibri" w:cs="Calibri"/>
-          <w:color w:val="EE0000"/>
-          <w:sz w:val="24"/>
-          <w:szCs w:val="24"/>
-        </w:rPr>
-        <w:t>{ "</w:t>
-      </w:r>
-      <w:proofErr w:type="gramEnd"/>
-      <w:r>
-        <w:rPr>
-          <w:rFonts w:ascii="Calibri" w:hAnsi="Calibri" w:cs="Calibri"/>
-          <w:color w:val="EE0000"/>
-          <w:sz w:val="24"/>
-          <w:szCs w:val="24"/>
-        </w:rPr>
-        <w:t xml:space="preserve">ID": </w:t>
-      </w:r>
-      <w:proofErr w:type="gramStart"/>
-      <w:r>
-        <w:rPr>
-          <w:rFonts w:ascii="Calibri" w:hAnsi="Calibri" w:cs="Calibri"/>
-          <w:color w:val="EE0000"/>
-          <w:sz w:val="24"/>
-          <w:szCs w:val="24"/>
-        </w:rPr>
-        <w:t>4080 }</w:t>
-      </w:r>
-      <w:proofErr w:type="gramEnd"/>
-      <w:r>
-        <w:rPr>
-          <w:rFonts w:ascii="Calibri" w:hAnsi="Calibri" w:cs="Calibri"/>
-          <w:color w:val="EE0000"/>
-          <w:sz w:val="24"/>
-          <w:szCs w:val="24"/>
-        </w:rPr>
-        <w:t>,</w:t>
+        <w:t>"_id": { "ID": 4080 },</w:t>
       </w:r>
       <w:r>
         <w:rPr>
@@ -1729,47 +1022,7 @@
           <w:sz w:val="24"/>
           <w:szCs w:val="24"/>
         </w:rPr>
-        <w:t xml:space="preserve">"_id": </w:t>
-      </w:r>
-      <w:proofErr w:type="gramStart"/>
-      <w:r>
-        <w:rPr>
-          <w:rFonts w:ascii="Calibri" w:hAnsi="Calibri" w:cs="Calibri"/>
-          <w:color w:val="EE0000"/>
-          <w:sz w:val="24"/>
-          <w:szCs w:val="24"/>
-        </w:rPr>
-        <w:t>{ "</w:t>
-      </w:r>
-      <w:proofErr w:type="gramEnd"/>
-      <w:r>
-        <w:rPr>
-          <w:rFonts w:ascii="Calibri" w:hAnsi="Calibri" w:cs="Calibri"/>
-          <w:color w:val="EE0000"/>
-          <w:sz w:val="24"/>
-          <w:szCs w:val="24"/>
-        </w:rPr>
-        <w:t xml:space="preserve">ID": </w:t>
-      </w:r>
-      <w:proofErr w:type="gramStart"/>
-      <w:r>
-        <w:rPr>
-          <w:rFonts w:ascii="Calibri" w:hAnsi="Calibri" w:cs="Calibri"/>
-          <w:color w:val="EE0000"/>
-          <w:sz w:val="24"/>
-          <w:szCs w:val="24"/>
-        </w:rPr>
-        <w:t>4081 }</w:t>
-      </w:r>
-      <w:proofErr w:type="gramEnd"/>
-      <w:r>
-        <w:rPr>
-          <w:rFonts w:ascii="Calibri" w:hAnsi="Calibri" w:cs="Calibri"/>
-          <w:color w:val="EE0000"/>
-          <w:sz w:val="24"/>
-          <w:szCs w:val="24"/>
-        </w:rPr>
-        <w:t>,</w:t>
+        <w:t>"_id": { "ID": 4081 },</w:t>
       </w:r>
       <w:r>
         <w:rPr>
@@ -1858,6 +1111,7 @@
       <w:r>
         <w:rPr>
           <w:rFonts w:ascii="Calibri" w:hAnsi="Calibri" w:cs="Calibri"/>
+          <w:noProof/>
           <w:sz w:val="24"/>
           <w:szCs w:val="24"/>
         </w:rPr>
@@ -1913,48 +1167,15 @@
           <w:szCs w:val="24"/>
         </w:rPr>
       </w:pPr>
-      <w:proofErr w:type="spellStart"/>
-      <w:proofErr w:type="gramStart"/>
-      <w:r>
-        <w:rPr>
-          <w:rFonts w:ascii="Calibri" w:hAnsi="Calibri" w:cs="Calibri"/>
-          <w:color w:val="EE0000"/>
-          <w:sz w:val="24"/>
-          <w:szCs w:val="24"/>
-        </w:rPr>
-        <w:t>db.city</w:t>
-      </w:r>
-      <w:proofErr w:type="gramEnd"/>
-      <w:r>
-        <w:rPr>
-          <w:rFonts w:ascii="Calibri" w:hAnsi="Calibri" w:cs="Calibri"/>
-          <w:color w:val="EE0000"/>
-          <w:sz w:val="24"/>
-          <w:szCs w:val="24"/>
-        </w:rPr>
-        <w:t>.</w:t>
-      </w:r>
-      <w:proofErr w:type="gramStart"/>
-      <w:r>
-        <w:rPr>
-          <w:rFonts w:ascii="Calibri" w:hAnsi="Calibri" w:cs="Calibri"/>
-          <w:color w:val="EE0000"/>
-          <w:sz w:val="24"/>
-          <w:szCs w:val="24"/>
-        </w:rPr>
-        <w:t>updateOne</w:t>
-      </w:r>
-      <w:proofErr w:type="spellEnd"/>
-      <w:r>
-        <w:rPr>
-          <w:rFonts w:ascii="Calibri" w:hAnsi="Calibri" w:cs="Calibri"/>
-          <w:color w:val="EE0000"/>
-          <w:sz w:val="24"/>
-          <w:szCs w:val="24"/>
-        </w:rPr>
-        <w:t>(</w:t>
-      </w:r>
-      <w:proofErr w:type="gramEnd"/>
+      <w:r>
+        <w:rPr>
+          <w:rFonts w:ascii="Calibri" w:hAnsi="Calibri" w:cs="Calibri"/>
+          <w:color w:val="EE0000"/>
+          <w:sz w:val="24"/>
+          <w:szCs w:val="24"/>
+        </w:rPr>
+        <w:t>db.city.updateOne(</w:t>
+      </w:r>
     </w:p>
     <w:p>
       <w:pPr>
@@ -2014,6 +1235,7 @@
       <w:r>
         <w:rPr>
           <w:rFonts w:ascii="Calibri" w:hAnsi="Calibri" w:cs="Calibri"/>
+          <w:noProof/>
           <w:sz w:val="24"/>
           <w:szCs w:val="24"/>
         </w:rPr>
@@ -2069,56 +1291,14 @@
           <w:szCs w:val="24"/>
         </w:rPr>
       </w:pPr>
-      <w:proofErr w:type="spellStart"/>
-      <w:proofErr w:type="gramStart"/>
-      <w:r>
-        <w:rPr>
-          <w:rFonts w:ascii="Calibri" w:hAnsi="Calibri" w:cs="Calibri"/>
-          <w:color w:val="EE0000"/>
-          <w:sz w:val="24"/>
-          <w:szCs w:val="24"/>
-        </w:rPr>
-        <w:t>db.city</w:t>
-      </w:r>
-      <w:proofErr w:type="gramEnd"/>
-      <w:r>
-        <w:rPr>
-          <w:rFonts w:ascii="Calibri" w:hAnsi="Calibri" w:cs="Calibri"/>
-          <w:color w:val="EE0000"/>
-          <w:sz w:val="24"/>
-          <w:szCs w:val="24"/>
-        </w:rPr>
-        <w:t>.</w:t>
-      </w:r>
-      <w:proofErr w:type="gramStart"/>
-      <w:r>
-        <w:rPr>
-          <w:rFonts w:ascii="Calibri" w:hAnsi="Calibri" w:cs="Calibri"/>
-          <w:color w:val="EE0000"/>
-          <w:sz w:val="24"/>
-          <w:szCs w:val="24"/>
-        </w:rPr>
-        <w:t>deleteMany</w:t>
-      </w:r>
-      <w:proofErr w:type="spellEnd"/>
-      <w:r>
-        <w:rPr>
-          <w:rFonts w:ascii="Calibri" w:hAnsi="Calibri" w:cs="Calibri"/>
-          <w:color w:val="EE0000"/>
-          <w:sz w:val="24"/>
-          <w:szCs w:val="24"/>
-        </w:rPr>
-        <w:t>(</w:t>
-      </w:r>
-      <w:proofErr w:type="gramEnd"/>
-      <w:r>
-        <w:rPr>
-          <w:rFonts w:ascii="Calibri" w:hAnsi="Calibri" w:cs="Calibri"/>
-          <w:color w:val="EE0000"/>
-          <w:sz w:val="24"/>
-          <w:szCs w:val="24"/>
-        </w:rPr>
-        <w:t>{"_id.ID": {$in: [4080, 4081]}})</w:t>
+      <w:r>
+        <w:rPr>
+          <w:rFonts w:ascii="Calibri" w:hAnsi="Calibri" w:cs="Calibri"/>
+          <w:color w:val="EE0000"/>
+          <w:sz w:val="24"/>
+          <w:szCs w:val="24"/>
+        </w:rPr>
+        <w:t>db.city.deleteMany({"_id.ID": {$in: [4080, 4081]}})</w:t>
       </w:r>
     </w:p>
     <w:p>
@@ -2127,14 +1307,16 @@
         <w:spacing w:line="480" w:lineRule="auto"/>
         <w:ind w:left="360"/>
         <w:rPr>
-          <w:rFonts w:ascii="Calibri" w:hAnsi="Calibri" w:cs="Calibri"/>
-          <w:sz w:val="24"/>
-          <w:szCs w:val="24"/>
-        </w:rPr>
-      </w:pPr>
-      <w:r>
-        <w:rPr>
-          <w:rFonts w:ascii="Calibri" w:hAnsi="Calibri" w:cs="Calibri"/>
+          <w:rFonts w:ascii="Calibri" w:eastAsia="新細明體" w:hAnsi="Calibri" w:cs="Calibri" w:hint="eastAsia"/>
+          <w:sz w:val="24"/>
+          <w:szCs w:val="24"/>
+          <w:lang w:eastAsia="zh-TW"/>
+        </w:rPr>
+      </w:pPr>
+      <w:r>
+        <w:rPr>
+          <w:rFonts w:ascii="Calibri" w:hAnsi="Calibri" w:cs="Calibri"/>
+          <w:noProof/>
           <w:sz w:val="24"/>
           <w:szCs w:val="24"/>
         </w:rPr>
@@ -2177,18 +1359,6 @@
     </w:p>
     <w:p>
       <w:pPr>
-        <w:pStyle w:val="ListParagraph"/>
-        <w:spacing w:line="480" w:lineRule="auto"/>
-        <w:ind w:left="360"/>
-        <w:rPr>
-          <w:rFonts w:ascii="Calibri" w:hAnsi="Calibri" w:cs="Calibri"/>
-          <w:sz w:val="24"/>
-          <w:szCs w:val="24"/>
-        </w:rPr>
-      </w:pPr>
-    </w:p>
-    <w:p>
-      <w:pPr>
         <w:spacing w:line="360" w:lineRule="auto"/>
         <w:rPr>
           <w:rFonts w:ascii="Calibri" w:hAnsi="Calibri" w:cs="Calibri"/>
@@ -2252,6 +1422,7 @@
       <w:r>
         <w:rPr>
           <w:rFonts w:ascii="Calibri" w:hAnsi="Calibri" w:cs="Calibri"/>
+          <w:noProof/>
           <w:sz w:val="24"/>
           <w:szCs w:val="24"/>
         </w:rPr>
@@ -2304,6 +1475,7 @@
       <w:r>
         <w:rPr>
           <w:rFonts w:ascii="Calibri" w:hAnsi="Calibri" w:cs="Calibri"/>
+          <w:noProof/>
           <w:sz w:val="24"/>
           <w:szCs w:val="24"/>
         </w:rPr>
@@ -2356,6 +1528,7 @@
       <w:r>
         <w:rPr>
           <w:rFonts w:ascii="Calibri" w:hAnsi="Calibri" w:cs="Calibri"/>
+          <w:noProof/>
           <w:sz w:val="24"/>
           <w:szCs w:val="24"/>
         </w:rPr>
@@ -2408,6 +1581,7 @@
       <w:r>
         <w:rPr>
           <w:rFonts w:ascii="Calibri" w:hAnsi="Calibri" w:cs="Calibri"/>
+          <w:noProof/>
           <w:sz w:val="24"/>
           <w:szCs w:val="24"/>
         </w:rPr>
@@ -2460,6 +1634,7 @@
       <w:r>
         <w:rPr>
           <w:rFonts w:ascii="Calibri" w:hAnsi="Calibri" w:cs="Calibri"/>
+          <w:noProof/>
           <w:sz w:val="24"/>
           <w:szCs w:val="24"/>
         </w:rPr>
@@ -2504,14 +1679,15 @@
       <w:pPr>
         <w:spacing w:line="360" w:lineRule="auto"/>
         <w:rPr>
-          <w:rFonts w:ascii="Calibri" w:hAnsi="Calibri" w:cs="Calibri" w:hint="eastAsia"/>
-          <w:sz w:val="24"/>
-          <w:szCs w:val="24"/>
-        </w:rPr>
-      </w:pPr>
-      <w:r>
-        <w:rPr>
-          <w:rFonts w:ascii="Calibri" w:hAnsi="Calibri" w:cs="Calibri"/>
+          <w:rFonts w:ascii="Calibri" w:hAnsi="Calibri" w:cs="Calibri"/>
+          <w:sz w:val="24"/>
+          <w:szCs w:val="24"/>
+        </w:rPr>
+      </w:pPr>
+      <w:r>
+        <w:rPr>
+          <w:rFonts w:ascii="Calibri" w:hAnsi="Calibri" w:cs="Calibri"/>
+          <w:noProof/>
           <w:sz w:val="24"/>
           <w:szCs w:val="24"/>
         </w:rPr>
